--- a/content/reports/distribution/Issue_004_LinkedIn_MiniPost.docx
+++ b/content/reports/distribution/Issue_004_LinkedIn_MiniPost.docx
@@ -8,7 +8,7 @@
       </w:pPr>
       <w:r>
         <w:rPr>
-          <w:rFonts w:ascii="Georgia" w:cs="Georgia" w:eastAsia="Georgia" w:hAnsi="Georgia"/>
+          <w:rFonts w:ascii="Cambria" w:cs="Cambria" w:eastAsia="Cambria" w:hAnsi="Cambria"/>
           <w:b/>
           <w:bCs/>
           <w:color w:val="0E1B2C"/>
@@ -24,7 +24,7 @@
       </w:pPr>
       <w:r>
         <w:rPr>
-          <w:rFonts w:ascii="Georgia" w:cs="Georgia" w:eastAsia="Georgia" w:hAnsi="Georgia"/>
+          <w:rFonts w:ascii="Cambria" w:cs="Cambria" w:eastAsia="Cambria" w:hAnsi="Cambria"/>
           <w:i/>
           <w:iCs/>
           <w:color w:val="595959"/>
@@ -40,7 +40,7 @@
       </w:pPr>
       <w:r>
         <w:rPr>
-          <w:rFonts w:ascii="Georgia" w:cs="Georgia" w:eastAsia="Georgia" w:hAnsi="Georgia"/>
+          <w:rFonts w:ascii="Cambria" w:cs="Cambria" w:eastAsia="Cambria" w:hAnsi="Cambria"/>
           <w:sz w:val="22"/>
           <w:szCs w:val="22"/>
         </w:rPr>
@@ -53,11 +53,11 @@
       </w:pPr>
       <w:r>
         <w:rPr>
-          <w:rFonts w:ascii="Georgia" w:cs="Georgia" w:eastAsia="Georgia" w:hAnsi="Georgia"/>
+          <w:rFonts w:ascii="Cambria" w:cs="Cambria" w:eastAsia="Cambria" w:hAnsi="Cambria"/>
           <w:sz w:val="22"/>
           <w:szCs w:val="22"/>
         </w:rPr>
-        <w:t xml:space="preserve">The July State of DeFi Lending on Ethereum report covers four findings from the month: the collateral inflows carrying Aave while its USDC book drains, Sentora overtaking Steakhouse as Morpho's largest curator, SparkLend's stablecoin rates stepping with Sky governance rather than pool utilization, and the erosion of Fluid's June rate leadership on USDC.</w:t>
+        <w:t xml:space="preserve">The July State of DeFi Lending on Ethereum report covers four findings from the month: the collateral inflows carrying Aave while its USDC book drains, Sentora overtaking Steakhouse as Morpho's largest curator, SparkLend's stablecoin rates stepping with Sky governance rather than pool utilization, and the compression of Fluid's June rate premium on USDC.</w:t>
       </w:r>
     </w:p>
     <w:p>
@@ -66,7 +66,7 @@
       </w:pPr>
       <w:r>
         <w:rPr>
-          <w:rFonts w:ascii="Georgia" w:cs="Georgia" w:eastAsia="Georgia" w:hAnsi="Georgia"/>
+          <w:rFonts w:ascii="Cambria" w:cs="Cambria" w:eastAsia="Cambria" w:hAnsi="Cambria"/>
           <w:sz w:val="22"/>
           <w:szCs w:val="22"/>
         </w:rPr>

--- a/content/reports/distribution/Issue_004_LinkedIn_MiniPost.docx
+++ b/content/reports/distribution/Issue_004_LinkedIn_MiniPost.docx
@@ -57,7 +57,7 @@
           <w:sz w:val="22"/>
           <w:szCs w:val="22"/>
         </w:rPr>
-        <w:t xml:space="preserve">The July State of DeFi Lending on Ethereum report covers four findings from the month: the collateral inflows carrying Aave while its USDC book drains, Sentora overtaking Steakhouse as Morpho's largest curator, SparkLend's stablecoin rates stepping with Sky governance rather than pool utilization, and the compression of Fluid's June rate premium on USDC.</w:t>
+        <w:t xml:space="preserve">The July State of DeFi Lending on Ethereum report covers four findings from the month: the collateral inflows carrying Aave while its USDC book drains, Sentora overtaking Steakhouse as Morpho's largest curator, SparkLend's stablecoin rates responding to both pool utilization and Sky governance, and the compression of Fluid's June rate premium on USDC.</w:t>
       </w:r>
     </w:p>
     <w:p>
